--- a/docs/Fechas_Avance.docx
+++ b/docs/Fechas_Avance.docx
@@ -118,6 +118,7 @@
           <w:rFonts w:ascii="MS Gothic" w:eastAsia="MS Gothic" w:hAnsi="MS Gothic" w:cs="MS Gothic"/>
           <w:b/>
           <w:bCs/>
+          <w:noProof/>
           <w:color w:val="9C1519"/>
           <w:sz w:val="17"/>
           <w:szCs w:val="17"/>
@@ -482,17 +483,61 @@
                 <w:rFonts w:ascii="Times New Roman" w:eastAsia="Times New Roman" w:hAnsi="Times New Roman" w:cs="Times New Roman"/>
               </w:rPr>
             </w:pPr>
-            <w:r>
-              <w:rPr>
-                <w:rFonts w:ascii="Times New Roman" w:eastAsia="Times New Roman" w:hAnsi="Times New Roman" w:cs="Times New Roman"/>
+            <w:proofErr w:type="spellStart"/>
+            <w:r>
+              <w:rPr>
+                <w:rFonts w:ascii="Times New Roman" w:eastAsia="Times New Roman" w:hAnsi="Times New Roman" w:cs="Times New Roman"/>
+                <w:b/>
+                <w:bCs/>
               </w:rPr>
               <w:t>Helard</w:t>
             </w:r>
-            <w:r>
-              <w:rPr>
-                <w:rFonts w:ascii="Times New Roman" w:eastAsia="Times New Roman" w:hAnsi="Times New Roman" w:cs="Times New Roman"/>
+            <w:proofErr w:type="spellEnd"/>
+            <w:r>
+              <w:rPr>
+                <w:rFonts w:ascii="Times New Roman" w:eastAsia="Times New Roman" w:hAnsi="Times New Roman" w:cs="Times New Roman"/>
+                <w:b/>
+                <w:bCs/>
               </w:rPr>
               <w:t>:</w:t>
+            </w:r>
+            <w:r>
+              <w:rPr>
+                <w:rFonts w:ascii="Times New Roman" w:eastAsia="Times New Roman" w:hAnsi="Times New Roman" w:cs="Times New Roman"/>
+              </w:rPr>
+              <w:t xml:space="preserve"> </w:t>
+            </w:r>
+            <w:r>
+              <w:rPr>
+                <w:rFonts w:ascii="Times New Roman" w:eastAsia="Times New Roman" w:hAnsi="Times New Roman" w:cs="Times New Roman"/>
+              </w:rPr>
+              <w:t>De</w:t>
+            </w:r>
+            <w:r>
+              <w:rPr>
+                <w:rFonts w:ascii="Times New Roman" w:eastAsia="Times New Roman" w:hAnsi="Times New Roman" w:cs="Times New Roman"/>
+              </w:rPr>
+              <w:t xml:space="preserve"> </w:t>
+            </w:r>
+            <w:r>
+              <w:rPr>
+                <w:rFonts w:ascii="Times New Roman" w:eastAsia="Times New Roman" w:hAnsi="Times New Roman" w:cs="Times New Roman"/>
+              </w:rPr>
+              <w:t>exportador a productor local: la inversión privada china de Twyford en Kenia y sus lecciones para el Perú.</w:t>
+            </w:r>
+          </w:p>
+          <w:p>
+            <w:pPr>
+              <w:jc w:val="both"/>
+              <w:rPr>
+                <w:rFonts w:ascii="Times New Roman" w:eastAsia="Times New Roman" w:hAnsi="Times New Roman" w:cs="Times New Roman"/>
+              </w:rPr>
+            </w:pPr>
+            <w:r>
+              <w:rPr>
+                <w:rFonts w:ascii="Times New Roman" w:eastAsia="Times New Roman" w:hAnsi="Times New Roman" w:cs="Times New Roman"/>
+              </w:rPr>
+              <w:t>¿Qué lecciones ofrece la experiencia de inversión privada china de Twyford en el sector cerámico de Kenia para analizar las oportunidades y desafíos de una mayor presencia manufacturera china en el Perú?</w:t>
             </w:r>
           </w:p>
         </w:tc>
@@ -520,11 +565,25 @@
                 <w:rFonts w:ascii="Times New Roman" w:eastAsia="Times New Roman" w:hAnsi="Times New Roman" w:cs="Times New Roman"/>
               </w:rPr>
             </w:pPr>
-            <w:r>
-              <w:rPr>
-                <w:rFonts w:ascii="Times New Roman" w:eastAsia="Times New Roman" w:hAnsi="Times New Roman" w:cs="Times New Roman"/>
-              </w:rPr>
-              <w:t>Ibeeth:</w:t>
+            <w:proofErr w:type="spellStart"/>
+            <w:r>
+              <w:rPr>
+                <w:rFonts w:ascii="Times New Roman" w:eastAsia="Times New Roman" w:hAnsi="Times New Roman" w:cs="Times New Roman"/>
+              </w:rPr>
+              <w:t>Ibeeth</w:t>
+            </w:r>
+            <w:proofErr w:type="spellEnd"/>
+            <w:r>
+              <w:rPr>
+                <w:rFonts w:ascii="Times New Roman" w:eastAsia="Times New Roman" w:hAnsi="Times New Roman" w:cs="Times New Roman"/>
+              </w:rPr>
+              <w:t>:</w:t>
+            </w:r>
+            <w:r>
+              <w:rPr>
+                <w:rFonts w:ascii="Times New Roman" w:eastAsia="Times New Roman" w:hAnsi="Times New Roman" w:cs="Times New Roman"/>
+              </w:rPr>
+              <w:t xml:space="preserve"> </w:t>
             </w:r>
           </w:p>
         </w:tc>
@@ -838,8 +897,56 @@
             <w:r>
               <w:rPr>
                 <w:rFonts w:ascii="Times New Roman" w:eastAsia="Times New Roman" w:hAnsi="Times New Roman" w:cs="Times New Roman"/>
+                <w:b/>
+                <w:bCs/>
               </w:rPr>
               <w:t>David:</w:t>
+            </w:r>
+            <w:r>
+              <w:rPr>
+                <w:rFonts w:ascii="Times New Roman" w:eastAsia="Times New Roman" w:hAnsi="Times New Roman" w:cs="Times New Roman"/>
+              </w:rPr>
+              <w:t xml:space="preserve"> </w:t>
+            </w:r>
+            <w:r>
+              <w:rPr>
+                <w:rFonts w:ascii="Times New Roman" w:eastAsia="Times New Roman" w:hAnsi="Times New Roman" w:cs="Times New Roman"/>
+              </w:rPr>
+              <w:t xml:space="preserve">¿Desarrollo verde compartido o nuevo </w:t>
+            </w:r>
+            <w:proofErr w:type="spellStart"/>
+            <w:r>
+              <w:rPr>
+                <w:rFonts w:ascii="Times New Roman" w:eastAsia="Times New Roman" w:hAnsi="Times New Roman" w:cs="Times New Roman"/>
+              </w:rPr>
+              <w:t>extractivismo</w:t>
+            </w:r>
+            <w:proofErr w:type="spellEnd"/>
+            <w:r>
+              <w:rPr>
+                <w:rFonts w:ascii="Times New Roman" w:eastAsia="Times New Roman" w:hAnsi="Times New Roman" w:cs="Times New Roman"/>
+              </w:rPr>
+              <w:t>? Una lectura ideacional de la transición energética en la relación China-América Latina</w:t>
+            </w:r>
+          </w:p>
+          <w:p>
+            <w:pPr>
+              <w:jc w:val="both"/>
+              <w:rPr>
+                <w:rFonts w:ascii="Times New Roman" w:eastAsia="Times New Roman" w:hAnsi="Times New Roman" w:cs="Times New Roman"/>
+              </w:rPr>
+            </w:pPr>
+            <w:r>
+              <w:rPr>
+                <w:rFonts w:ascii="Times New Roman" w:eastAsia="Times New Roman" w:hAnsi="Times New Roman" w:cs="Times New Roman"/>
+              </w:rPr>
+              <w:t>¿Cómo se traducen las ideas y los marcos de política de transición energética de China (desarrollo verde, "</w:t>
+            </w:r>
+            <w:r>
+              <w:rPr>
+                <w:rFonts w:ascii="Times New Roman" w:eastAsia="Times New Roman" w:hAnsi="Times New Roman" w:cs="Times New Roman"/>
+              </w:rPr>
+              <w:t>Franja y Ruta Verde”, ¿civilización ecológica) en instrumentos de financiamiento y en proyectos de infraestructura energética en América Latina?</w:t>
             </w:r>
           </w:p>
         </w:tc>
@@ -1181,6 +1288,9 @@
         </w:tcPr>
         <w:p>
           <w:r>
+            <w:rPr>
+              <w:noProof/>
+            </w:rPr>
             <w:drawing>
               <wp:inline distT="0" distB="0" distL="0" distR="0" wp14:anchorId="29D70613" wp14:editId="3910C71E">
                 <wp:extent cx="685800" cy="642938"/>
@@ -1332,6 +1442,9 @@
             <w:jc w:val="right"/>
           </w:pPr>
           <w:r>
+            <w:rPr>
+              <w:noProof/>
+            </w:rPr>
             <w:drawing>
               <wp:inline distT="0" distB="0" distL="0" distR="0" wp14:anchorId="53B3ADED" wp14:editId="2F2449BF">
                 <wp:extent cx="1508760" cy="469773"/>
